--- a/docs/alignment_full.docx
+++ b/docs/alignment_full.docx
@@ -16010,6 +16010,16 @@
               </w:rPr>
             </w:pPr>
           </w:p>
+          <w:p>
+            <w:pPr>
+              <w:rPr>
+                <w:rFonts w:ascii="Andale Mono" w:hAnsi="Andale Mono"/>
+                <w:color w:val="000000" w:themeColor="text1"/>
+                <w:sz w:val="20"/>
+                <w:szCs w:val="20"/>
+              </w:rPr>
+            </w:pPr>
+          </w:p>
         </w:tc>
         <w:tc>
           <w:tcPr>
@@ -16702,6 +16712,16 @@
               </w:rPr>
             </w:pPr>
           </w:p>
+          <w:p>
+            <w:pPr>
+              <w:rPr>
+                <w:rFonts w:ascii="Andale Mono" w:hAnsi="Andale Mono"/>
+                <w:color w:val="000000" w:themeColor="text1"/>
+                <w:sz w:val="20"/>
+                <w:szCs w:val="20"/>
+              </w:rPr>
+            </w:pPr>
+          </w:p>
         </w:tc>
         <w:tc>
           <w:tcPr>
@@ -16718,14 +16738,24 @@
                 <w:szCs w:val="20"/>
               </w:rPr>
             </w:pPr>
-            <w:proofErr w:type="spellStart"/>
-            <w:r>
+          </w:p>
+          <w:p>
+            <w:pPr>
               <w:rPr>
                 <w:rFonts w:ascii="Garamond" w:hAnsi="Garamond"/>
                 <w:color w:val="000000" w:themeColor="text1"/>
                 <w:sz w:val="20"/>
                 <w:szCs w:val="20"/>
               </w:rPr>
+            </w:pPr>
+            <w:proofErr w:type="spellStart"/>
+            <w:r>
+              <w:rPr>
+                <w:rFonts w:ascii="Garamond" w:hAnsi="Garamond"/>
+                <w:color w:val="000000" w:themeColor="text1"/>
+                <w:sz w:val="20"/>
+                <w:szCs w:val="20"/>
+              </w:rPr>
               <w:t>Connects</w:t>
             </w:r>
             <w:proofErr w:type="spellEnd"/>
@@ -16854,6 +16884,16 @@
               </w:rPr>
               <w:t>.</w:t>
             </w:r>
+          </w:p>
+          <w:p>
+            <w:pPr>
+              <w:rPr>
+                <w:rFonts w:ascii="Garamond" w:hAnsi="Garamond"/>
+                <w:color w:val="000000" w:themeColor="text1"/>
+                <w:sz w:val="20"/>
+                <w:szCs w:val="20"/>
+              </w:rPr>
+            </w:pPr>
           </w:p>
         </w:tc>
       </w:tr>
@@ -17460,6 +17500,7 @@
                 <w:sz w:val="20"/>
                 <w:szCs w:val="20"/>
               </w:rPr>
+              <w:lastRenderedPageBreak/>
               <w:t>sappho_</w:t>
             </w:r>
             <w:proofErr w:type="gramStart"/>
@@ -17575,7 +17616,6 @@
                 <w:sz w:val="20"/>
                 <w:szCs w:val="20"/>
               </w:rPr>
-              <w:lastRenderedPageBreak/>
               <w:t>intro:R</w:t>
             </w:r>
             <w:proofErr w:type="gramEnd"/>
@@ -17714,7 +17754,6 @@
                 <w:sz w:val="20"/>
                 <w:szCs w:val="20"/>
               </w:rPr>
-              <w:lastRenderedPageBreak/>
               <w:t>mimotext:P</w:t>
             </w:r>
             <w:proofErr w:type="gramEnd"/>
@@ -18240,6 +18279,16 @@
               </w:rPr>
             </w:pPr>
           </w:p>
+          <w:p>
+            <w:pPr>
+              <w:rPr>
+                <w:rFonts w:ascii="Andale Mono" w:hAnsi="Andale Mono"/>
+                <w:color w:val="000000" w:themeColor="text1"/>
+                <w:sz w:val="20"/>
+                <w:szCs w:val="20"/>
+              </w:rPr>
+            </w:pPr>
+          </w:p>
         </w:tc>
         <w:tc>
           <w:tcPr>
@@ -18264,7 +18313,6 @@
                 <w:sz w:val="20"/>
                 <w:szCs w:val="20"/>
               </w:rPr>
-              <w:lastRenderedPageBreak/>
               <w:t>Creates</w:t>
             </w:r>
             <w:proofErr w:type="spellEnd"/>
@@ -18463,7 +18511,6 @@
                 <w:sz w:val="20"/>
                 <w:szCs w:val="20"/>
               </w:rPr>
-              <w:lastRenderedPageBreak/>
               <w:t>are</w:t>
             </w:r>
             <w:proofErr w:type="spellEnd"/>
@@ -18671,7 +18718,6 @@
                 <w:sz w:val="20"/>
                 <w:szCs w:val="20"/>
               </w:rPr>
-              <w:lastRenderedPageBreak/>
               <w:t>intro:R</w:t>
             </w:r>
             <w:proofErr w:type="gramEnd"/>
@@ -18750,107 +18796,6 @@
                 <w:sz w:val="20"/>
                 <w:szCs w:val="20"/>
               </w:rPr>
-              <w:t>rdfs:subPropertyOf</w:t>
-            </w:r>
-            <w:proofErr w:type="spellEnd"/>
-            <w:proofErr w:type="gramEnd"/>
-            <w:r>
-              <w:rPr>
-                <w:rFonts w:ascii="Andale Mono" w:hAnsi="Andale Mono"/>
-                <w:color w:val="000000" w:themeColor="text1"/>
-                <w:sz w:val="20"/>
-                <w:szCs w:val="20"/>
-              </w:rPr>
-              <w:t xml:space="preserve"> → </w:t>
-            </w:r>
-            <w:r>
-              <w:rPr>
-                <w:rFonts w:ascii="Andale Mono" w:hAnsi="Andale Mono"/>
-                <w:color w:val="000000" w:themeColor="text1"/>
-                <w:sz w:val="20"/>
-                <w:szCs w:val="20"/>
-              </w:rPr>
-              <w:br/>
-            </w:r>
-            <w:proofErr w:type="gramStart"/>
-            <w:r>
-              <w:rPr>
-                <w:rFonts w:ascii="Andale Mono" w:hAnsi="Andale Mono"/>
-                <w:color w:val="000000" w:themeColor="text1"/>
-                <w:sz w:val="20"/>
-                <w:szCs w:val="20"/>
-              </w:rPr>
-              <w:t>ecrm:P</w:t>
-            </w:r>
-            <w:proofErr w:type="gramEnd"/>
-            <w:r>
-              <w:rPr>
-                <w:rFonts w:ascii="Andale Mono" w:hAnsi="Andale Mono"/>
-                <w:color w:val="000000" w:themeColor="text1"/>
-                <w:sz w:val="20"/>
-                <w:szCs w:val="20"/>
-              </w:rPr>
-              <w:t>148_has_component,</w:t>
-            </w:r>
-            <w:r>
-              <w:rPr>
-                <w:rFonts w:ascii="Andale Mono" w:hAnsi="Andale Mono"/>
-                <w:color w:val="000000" w:themeColor="text1"/>
-                <w:sz w:val="20"/>
-                <w:szCs w:val="20"/>
-              </w:rPr>
-              <w:br/>
-            </w:r>
-            <w:proofErr w:type="gramStart"/>
-            <w:r>
-              <w:rPr>
-                <w:rFonts w:ascii="Andale Mono" w:hAnsi="Andale Mono"/>
-                <w:color w:val="000000" w:themeColor="text1"/>
-                <w:sz w:val="20"/>
-                <w:szCs w:val="20"/>
-              </w:rPr>
-              <w:lastRenderedPageBreak/>
-              <w:t>ecrm:P</w:t>
-            </w:r>
-            <w:proofErr w:type="gramEnd"/>
-            <w:r>
-              <w:rPr>
-                <w:rFonts w:ascii="Andale Mono" w:hAnsi="Andale Mono"/>
-                <w:color w:val="000000" w:themeColor="text1"/>
-                <w:sz w:val="20"/>
-                <w:szCs w:val="20"/>
-              </w:rPr>
-              <w:t>130_shows_features_of</w:t>
-            </w:r>
-          </w:p>
-          <w:p>
-            <w:pPr>
-              <w:rPr>
-                <w:rFonts w:ascii="Andale Mono" w:hAnsi="Andale Mono"/>
-                <w:color w:val="000000" w:themeColor="text1"/>
-                <w:sz w:val="20"/>
-                <w:szCs w:val="20"/>
-              </w:rPr>
-            </w:pPr>
-          </w:p>
-          <w:p>
-            <w:pPr>
-              <w:rPr>
-                <w:rFonts w:ascii="Andale Mono" w:hAnsi="Andale Mono"/>
-                <w:color w:val="000000" w:themeColor="text1"/>
-                <w:sz w:val="20"/>
-                <w:szCs w:val="20"/>
-              </w:rPr>
-            </w:pPr>
-            <w:proofErr w:type="spellStart"/>
-            <w:proofErr w:type="gramStart"/>
-            <w:r>
-              <w:rPr>
-                <w:rFonts w:ascii="Andale Mono" w:hAnsi="Andale Mono"/>
-                <w:color w:val="000000" w:themeColor="text1"/>
-                <w:sz w:val="20"/>
-                <w:szCs w:val="20"/>
-              </w:rPr>
               <w:t>skos:narrowMatch</w:t>
             </w:r>
             <w:proofErr w:type="spellEnd"/>
@@ -19018,15 +18963,24 @@
                 <w:szCs w:val="20"/>
               </w:rPr>
             </w:pPr>
-            <w:proofErr w:type="spellStart"/>
-            <w:r>
+          </w:p>
+          <w:p>
+            <w:pPr>
               <w:rPr>
                 <w:rFonts w:ascii="Garamond" w:hAnsi="Garamond"/>
                 <w:color w:val="000000" w:themeColor="text1"/>
                 <w:sz w:val="20"/>
                 <w:szCs w:val="20"/>
               </w:rPr>
-              <w:lastRenderedPageBreak/>
+            </w:pPr>
+            <w:proofErr w:type="spellStart"/>
+            <w:r>
+              <w:rPr>
+                <w:rFonts w:ascii="Garamond" w:hAnsi="Garamond"/>
+                <w:color w:val="000000" w:themeColor="text1"/>
+                <w:sz w:val="20"/>
+                <w:szCs w:val="20"/>
+              </w:rPr>
               <w:t>Connects</w:t>
             </w:r>
             <w:proofErr w:type="spellEnd"/>
@@ -19155,17 +19109,7 @@
                 <w:sz w:val="20"/>
                 <w:szCs w:val="20"/>
               </w:rPr>
-              <w:t>intro:INT21_TextPassag</w:t>
-            </w:r>
-            <w:r>
-              <w:rPr>
-                <w:rFonts w:ascii="Andale Mono" w:hAnsi="Andale Mono"/>
-                <w:color w:val="000000" w:themeColor="text1"/>
-                <w:sz w:val="20"/>
-                <w:szCs w:val="20"/>
-              </w:rPr>
-              <w:lastRenderedPageBreak/>
-              <w:t>e</w:t>
+              <w:t>intro:INT21_TextPassage</w:t>
             </w:r>
             <w:r>
               <w:rPr>
@@ -19432,6 +19376,26 @@
               </w:rPr>
               <w:t>.</w:t>
             </w:r>
+          </w:p>
+          <w:p>
+            <w:pPr>
+              <w:rPr>
+                <w:rFonts w:ascii="Garamond" w:hAnsi="Garamond"/>
+                <w:color w:val="000000" w:themeColor="text1"/>
+                <w:sz w:val="20"/>
+                <w:szCs w:val="20"/>
+              </w:rPr>
+            </w:pPr>
+          </w:p>
+          <w:p>
+            <w:pPr>
+              <w:rPr>
+                <w:rFonts w:ascii="Garamond" w:hAnsi="Garamond"/>
+                <w:color w:val="000000" w:themeColor="text1"/>
+                <w:sz w:val="20"/>
+                <w:szCs w:val="20"/>
+              </w:rPr>
+            </w:pPr>
           </w:p>
         </w:tc>
       </w:tr>
@@ -19462,7 +19426,6 @@
                 <w:sz w:val="20"/>
                 <w:szCs w:val="20"/>
               </w:rPr>
-              <w:lastRenderedPageBreak/>
               <w:t>sappho_prop:tp_possibly_cites</w:t>
             </w:r>
             <w:proofErr w:type="spellEnd"/>
@@ -19530,136 +19493,6 @@
                 <w:szCs w:val="20"/>
               </w:rPr>
             </w:pPr>
-          </w:p>
-          <w:p>
-            <w:pPr>
-              <w:rPr>
-                <w:rFonts w:ascii="Andale Mono" w:hAnsi="Andale Mono"/>
-                <w:color w:val="000000" w:themeColor="text1"/>
-                <w:sz w:val="20"/>
-                <w:szCs w:val="20"/>
-              </w:rPr>
-            </w:pPr>
-          </w:p>
-          <w:p>
-            <w:pPr>
-              <w:rPr>
-                <w:rFonts w:ascii="Andale Mono" w:hAnsi="Andale Mono"/>
-                <w:color w:val="000000" w:themeColor="text1"/>
-                <w:sz w:val="20"/>
-                <w:szCs w:val="20"/>
-              </w:rPr>
-            </w:pPr>
-          </w:p>
-          <w:p>
-            <w:pPr>
-              <w:rPr>
-                <w:rFonts w:ascii="Andale Mono" w:hAnsi="Andale Mono"/>
-                <w:color w:val="000000" w:themeColor="text1"/>
-                <w:sz w:val="20"/>
-                <w:szCs w:val="20"/>
-              </w:rPr>
-            </w:pPr>
-            <w:proofErr w:type="spellStart"/>
-            <w:proofErr w:type="gramStart"/>
-            <w:r>
-              <w:rPr>
-                <w:rFonts w:ascii="Andale Mono" w:hAnsi="Andale Mono"/>
-                <w:color w:val="000000" w:themeColor="text1"/>
-                <w:sz w:val="20"/>
-                <w:szCs w:val="20"/>
-              </w:rPr>
-              <w:t>rdfs:subPropertyOf</w:t>
-            </w:r>
-            <w:proofErr w:type="spellEnd"/>
-            <w:proofErr w:type="gramEnd"/>
-            <w:r>
-              <w:rPr>
-                <w:rFonts w:ascii="Andale Mono" w:hAnsi="Andale Mono"/>
-                <w:color w:val="000000" w:themeColor="text1"/>
-                <w:sz w:val="20"/>
-                <w:szCs w:val="20"/>
-              </w:rPr>
-              <w:t xml:space="preserve"> → </w:t>
-            </w:r>
-            <w:r>
-              <w:rPr>
-                <w:rFonts w:ascii="Andale Mono" w:hAnsi="Andale Mono"/>
-                <w:color w:val="000000" w:themeColor="text1"/>
-                <w:sz w:val="20"/>
-                <w:szCs w:val="20"/>
-              </w:rPr>
-              <w:br/>
-            </w:r>
-            <w:proofErr w:type="gramStart"/>
-            <w:r>
-              <w:rPr>
-                <w:rFonts w:ascii="Andale Mono" w:hAnsi="Andale Mono"/>
-                <w:color w:val="000000" w:themeColor="text1"/>
-                <w:sz w:val="20"/>
-                <w:szCs w:val="20"/>
-              </w:rPr>
-              <w:t>ecrm:P</w:t>
-            </w:r>
-            <w:proofErr w:type="gramEnd"/>
-            <w:r>
-              <w:rPr>
-                <w:rFonts w:ascii="Andale Mono" w:hAnsi="Andale Mono"/>
-                <w:color w:val="000000" w:themeColor="text1"/>
-                <w:sz w:val="20"/>
-                <w:szCs w:val="20"/>
-              </w:rPr>
-              <w:t>148_has_component,</w:t>
-            </w:r>
-            <w:r>
-              <w:rPr>
-                <w:rFonts w:ascii="Andale Mono" w:hAnsi="Andale Mono"/>
-                <w:color w:val="000000" w:themeColor="text1"/>
-                <w:sz w:val="20"/>
-                <w:szCs w:val="20"/>
-              </w:rPr>
-              <w:br/>
-            </w:r>
-            <w:proofErr w:type="gramStart"/>
-            <w:r>
-              <w:rPr>
-                <w:rFonts w:ascii="Andale Mono" w:hAnsi="Andale Mono"/>
-                <w:color w:val="000000" w:themeColor="text1"/>
-                <w:sz w:val="20"/>
-                <w:szCs w:val="20"/>
-              </w:rPr>
-              <w:t>ecrm:P</w:t>
-            </w:r>
-            <w:proofErr w:type="gramEnd"/>
-            <w:r>
-              <w:rPr>
-                <w:rFonts w:ascii="Andale Mono" w:hAnsi="Andale Mono"/>
-                <w:color w:val="000000" w:themeColor="text1"/>
-                <w:sz w:val="20"/>
-                <w:szCs w:val="20"/>
-              </w:rPr>
-              <w:t>130_shows_features_of</w:t>
-            </w:r>
-          </w:p>
-          <w:p>
-            <w:pPr>
-              <w:rPr>
-                <w:rFonts w:ascii="Andale Mono" w:hAnsi="Andale Mono"/>
-                <w:color w:val="000000" w:themeColor="text1"/>
-                <w:sz w:val="20"/>
-                <w:szCs w:val="20"/>
-              </w:rPr>
-            </w:pPr>
-          </w:p>
-          <w:p>
-            <w:pPr>
-              <w:rPr>
-                <w:rFonts w:ascii="Andale Mono" w:hAnsi="Andale Mono"/>
-                <w:color w:val="000000" w:themeColor="text1"/>
-                <w:sz w:val="20"/>
-                <w:szCs w:val="20"/>
-              </w:rPr>
-            </w:pPr>
             <w:proofErr w:type="spellStart"/>
             <w:proofErr w:type="gramStart"/>
             <w:r>
@@ -19772,14 +19605,24 @@
                 <w:szCs w:val="20"/>
               </w:rPr>
             </w:pPr>
-            <w:proofErr w:type="spellStart"/>
-            <w:r>
+          </w:p>
+          <w:p>
+            <w:pPr>
               <w:rPr>
                 <w:rFonts w:ascii="Garamond" w:hAnsi="Garamond"/>
                 <w:color w:val="000000" w:themeColor="text1"/>
                 <w:sz w:val="20"/>
                 <w:szCs w:val="20"/>
               </w:rPr>
+            </w:pPr>
+            <w:proofErr w:type="spellStart"/>
+            <w:r>
+              <w:rPr>
+                <w:rFonts w:ascii="Garamond" w:hAnsi="Garamond"/>
+                <w:color w:val="000000" w:themeColor="text1"/>
+                <w:sz w:val="20"/>
+                <w:szCs w:val="20"/>
+              </w:rPr>
               <w:t>Similar</w:t>
             </w:r>
             <w:proofErr w:type="spellEnd"/>
@@ -20044,6 +19887,26 @@
               </w:rPr>
               <w:t>.</w:t>
             </w:r>
+          </w:p>
+          <w:p>
+            <w:pPr>
+              <w:rPr>
+                <w:rFonts w:ascii="Garamond" w:hAnsi="Garamond"/>
+                <w:color w:val="000000" w:themeColor="text1"/>
+                <w:sz w:val="20"/>
+                <w:szCs w:val="20"/>
+              </w:rPr>
+            </w:pPr>
+          </w:p>
+          <w:p>
+            <w:pPr>
+              <w:rPr>
+                <w:rFonts w:ascii="Garamond" w:hAnsi="Garamond"/>
+                <w:color w:val="000000" w:themeColor="text1"/>
+                <w:sz w:val="20"/>
+                <w:szCs w:val="20"/>
+              </w:rPr>
+            </w:pPr>
           </w:p>
         </w:tc>
       </w:tr>
@@ -20199,78 +20062,6 @@
                 <w:sz w:val="20"/>
                 <w:szCs w:val="20"/>
               </w:rPr>
-              <w:t>rdfs:subPropertyOf</w:t>
-            </w:r>
-            <w:proofErr w:type="spellEnd"/>
-            <w:proofErr w:type="gramEnd"/>
-            <w:r>
-              <w:rPr>
-                <w:rFonts w:ascii="Andale Mono" w:hAnsi="Andale Mono"/>
-                <w:color w:val="000000" w:themeColor="text1"/>
-                <w:sz w:val="20"/>
-                <w:szCs w:val="20"/>
-              </w:rPr>
-              <w:t xml:space="preserve"> →</w:t>
-            </w:r>
-          </w:p>
-          <w:p>
-            <w:pPr>
-              <w:rPr>
-                <w:rFonts w:ascii="Andale Mono" w:hAnsi="Andale Mono"/>
-                <w:color w:val="000000" w:themeColor="text1"/>
-                <w:sz w:val="20"/>
-                <w:szCs w:val="20"/>
-              </w:rPr>
-            </w:pPr>
-            <w:proofErr w:type="gramStart"/>
-            <w:r>
-              <w:rPr>
-                <w:rFonts w:ascii="Andale Mono" w:hAnsi="Andale Mono"/>
-                <w:color w:val="000000" w:themeColor="text1"/>
-                <w:sz w:val="20"/>
-                <w:szCs w:val="20"/>
-              </w:rPr>
-              <w:t>ecrm:P</w:t>
-            </w:r>
-            <w:proofErr w:type="gramEnd"/>
-            <w:r>
-              <w:rPr>
-                <w:rFonts w:ascii="Andale Mono" w:hAnsi="Andale Mono"/>
-                <w:color w:val="000000" w:themeColor="text1"/>
-                <w:sz w:val="20"/>
-                <w:szCs w:val="20"/>
-              </w:rPr>
-              <w:t>67_refers_to</w:t>
-            </w:r>
-          </w:p>
-          <w:p>
-            <w:pPr>
-              <w:rPr>
-                <w:rFonts w:ascii="Andale Mono" w:hAnsi="Andale Mono"/>
-                <w:color w:val="000000" w:themeColor="text1"/>
-                <w:sz w:val="20"/>
-                <w:szCs w:val="20"/>
-              </w:rPr>
-            </w:pPr>
-          </w:p>
-          <w:p>
-            <w:pPr>
-              <w:rPr>
-                <w:rFonts w:ascii="Andale Mono" w:hAnsi="Andale Mono"/>
-                <w:color w:val="000000" w:themeColor="text1"/>
-                <w:sz w:val="20"/>
-                <w:szCs w:val="20"/>
-              </w:rPr>
-            </w:pPr>
-            <w:proofErr w:type="spellStart"/>
-            <w:proofErr w:type="gramStart"/>
-            <w:r>
-              <w:rPr>
-                <w:rFonts w:ascii="Andale Mono" w:hAnsi="Andale Mono"/>
-                <w:color w:val="000000" w:themeColor="text1"/>
-                <w:sz w:val="20"/>
-                <w:szCs w:val="20"/>
-              </w:rPr>
               <w:t>skos:closeMatch</w:t>
             </w:r>
             <w:proofErr w:type="spellEnd"/>
@@ -21114,40 +20905,38 @@
                 <w:color w:val="000000" w:themeColor="text1"/>
                 <w:sz w:val="20"/>
                 <w:szCs w:val="20"/>
-              </w:rPr>
-            </w:pPr>
-          </w:p>
-          <w:p>
-            <w:pPr>
-              <w:rPr>
-                <w:rFonts w:ascii="Andale Mono" w:hAnsi="Andale Mono"/>
-                <w:color w:val="000000" w:themeColor="text1"/>
-                <w:sz w:val="20"/>
-                <w:szCs w:val="20"/>
                 <w:lang w:val="en-US"/>
               </w:rPr>
             </w:pPr>
-            <w:proofErr w:type="spellStart"/>
-            <w:proofErr w:type="gramStart"/>
-            <w:r>
-              <w:rPr>
-                <w:rFonts w:ascii="Andale Mono" w:hAnsi="Andale Mono"/>
-                <w:color w:val="000000" w:themeColor="text1"/>
-                <w:sz w:val="20"/>
-                <w:szCs w:val="20"/>
-                <w:lang w:val="en-US"/>
-              </w:rPr>
-              <w:t>rdfs:subPropertyOf</w:t>
-            </w:r>
-            <w:proofErr w:type="spellEnd"/>
-            <w:proofErr w:type="gramEnd"/>
-            <w:r>
-              <w:rPr>
-                <w:rFonts w:ascii="Andale Mono" w:hAnsi="Andale Mono"/>
-                <w:color w:val="000000" w:themeColor="text1"/>
-                <w:sz w:val="20"/>
-                <w:szCs w:val="20"/>
-                <w:lang w:val="en-US"/>
+          </w:p>
+          <w:p>
+            <w:pPr>
+              <w:rPr>
+                <w:rFonts w:ascii="Andale Mono" w:hAnsi="Andale Mono"/>
+                <w:color w:val="000000" w:themeColor="text1"/>
+                <w:sz w:val="20"/>
+                <w:szCs w:val="20"/>
+              </w:rPr>
+            </w:pPr>
+            <w:proofErr w:type="spellStart"/>
+            <w:proofErr w:type="gramStart"/>
+            <w:r>
+              <w:rPr>
+                <w:rFonts w:ascii="Andale Mono" w:hAnsi="Andale Mono"/>
+                <w:color w:val="000000" w:themeColor="text1"/>
+                <w:sz w:val="20"/>
+                <w:szCs w:val="20"/>
+              </w:rPr>
+              <w:t>skos:broadMatch</w:t>
+            </w:r>
+            <w:proofErr w:type="spellEnd"/>
+            <w:proofErr w:type="gramEnd"/>
+            <w:r>
+              <w:rPr>
+                <w:rFonts w:ascii="Andale Mono" w:hAnsi="Andale Mono"/>
+                <w:color w:val="000000" w:themeColor="text1"/>
+                <w:sz w:val="20"/>
+                <w:szCs w:val="20"/>
               </w:rPr>
               <w:t xml:space="preserve"> →</w:t>
             </w:r>
@@ -21159,82 +20948,6 @@
                 <w:color w:val="000000" w:themeColor="text1"/>
                 <w:sz w:val="20"/>
                 <w:szCs w:val="20"/>
-                <w:lang w:val="en-US"/>
-              </w:rPr>
-            </w:pPr>
-            <w:proofErr w:type="gramStart"/>
-            <w:r>
-              <w:rPr>
-                <w:rFonts w:ascii="Andale Mono" w:hAnsi="Andale Mono"/>
-                <w:color w:val="000000" w:themeColor="text1"/>
-                <w:sz w:val="20"/>
-                <w:szCs w:val="20"/>
-                <w:lang w:val="en-US"/>
-              </w:rPr>
-              <w:t>ecrm:P</w:t>
-            </w:r>
-            <w:proofErr w:type="gramEnd"/>
-            <w:r>
-              <w:rPr>
-                <w:rFonts w:ascii="Andale Mono" w:hAnsi="Andale Mono"/>
-                <w:color w:val="000000" w:themeColor="text1"/>
-                <w:sz w:val="20"/>
-                <w:szCs w:val="20"/>
-                <w:lang w:val="en-US"/>
-              </w:rPr>
-              <w:t>67_refers_to</w:t>
-            </w:r>
-          </w:p>
-          <w:p>
-            <w:pPr>
-              <w:rPr>
-                <w:rFonts w:ascii="Andale Mono" w:hAnsi="Andale Mono"/>
-                <w:color w:val="000000" w:themeColor="text1"/>
-                <w:sz w:val="20"/>
-                <w:szCs w:val="20"/>
-                <w:lang w:val="en-US"/>
-              </w:rPr>
-            </w:pPr>
-          </w:p>
-          <w:p>
-            <w:pPr>
-              <w:rPr>
-                <w:rFonts w:ascii="Andale Mono" w:hAnsi="Andale Mono"/>
-                <w:color w:val="000000" w:themeColor="text1"/>
-                <w:sz w:val="20"/>
-                <w:szCs w:val="20"/>
-              </w:rPr>
-            </w:pPr>
-            <w:proofErr w:type="spellStart"/>
-            <w:proofErr w:type="gramStart"/>
-            <w:r>
-              <w:rPr>
-                <w:rFonts w:ascii="Andale Mono" w:hAnsi="Andale Mono"/>
-                <w:color w:val="000000" w:themeColor="text1"/>
-                <w:sz w:val="20"/>
-                <w:szCs w:val="20"/>
-              </w:rPr>
-              <w:t>skos:broadMatch</w:t>
-            </w:r>
-            <w:proofErr w:type="spellEnd"/>
-            <w:proofErr w:type="gramEnd"/>
-            <w:r>
-              <w:rPr>
-                <w:rFonts w:ascii="Andale Mono" w:hAnsi="Andale Mono"/>
-                <w:color w:val="000000" w:themeColor="text1"/>
-                <w:sz w:val="20"/>
-                <w:szCs w:val="20"/>
-              </w:rPr>
-              <w:t xml:space="preserve"> →</w:t>
-            </w:r>
-          </w:p>
-          <w:p>
-            <w:pPr>
-              <w:rPr>
-                <w:rFonts w:ascii="Andale Mono" w:hAnsi="Andale Mono"/>
-                <w:color w:val="000000" w:themeColor="text1"/>
-                <w:sz w:val="20"/>
-                <w:szCs w:val="20"/>
               </w:rPr>
             </w:pPr>
             <w:proofErr w:type="spellStart"/>
@@ -21296,14 +21009,24 @@
                 <w:szCs w:val="20"/>
               </w:rPr>
             </w:pPr>
-            <w:proofErr w:type="spellStart"/>
-            <w:r>
+          </w:p>
+          <w:p>
+            <w:pPr>
               <w:rPr>
                 <w:rFonts w:ascii="Garamond" w:hAnsi="Garamond"/>
                 <w:color w:val="000000" w:themeColor="text1"/>
                 <w:sz w:val="20"/>
                 <w:szCs w:val="20"/>
               </w:rPr>
+            </w:pPr>
+            <w:proofErr w:type="spellStart"/>
+            <w:r>
+              <w:rPr>
+                <w:rFonts w:ascii="Garamond" w:hAnsi="Garamond"/>
+                <w:color w:val="000000" w:themeColor="text1"/>
+                <w:sz w:val="20"/>
+                <w:szCs w:val="20"/>
+              </w:rPr>
               <w:t>Similar</w:t>
             </w:r>
             <w:proofErr w:type="spellEnd"/>
@@ -21534,6 +21257,16 @@
               </w:rPr>
               <w:t>.</w:t>
             </w:r>
+          </w:p>
+          <w:p>
+            <w:pPr>
+              <w:rPr>
+                <w:rFonts w:ascii="Garamond" w:hAnsi="Garamond"/>
+                <w:color w:val="000000" w:themeColor="text1"/>
+                <w:sz w:val="20"/>
+                <w:szCs w:val="20"/>
+              </w:rPr>
+            </w:pPr>
           </w:p>
         </w:tc>
       </w:tr>
@@ -21736,40 +21469,38 @@
                 <w:color w:val="000000" w:themeColor="text1"/>
                 <w:sz w:val="20"/>
                 <w:szCs w:val="20"/>
-              </w:rPr>
-            </w:pPr>
-          </w:p>
-          <w:p>
-            <w:pPr>
-              <w:rPr>
-                <w:rFonts w:ascii="Andale Mono" w:hAnsi="Andale Mono"/>
-                <w:color w:val="000000" w:themeColor="text1"/>
-                <w:sz w:val="20"/>
-                <w:szCs w:val="20"/>
                 <w:lang w:val="en-US"/>
               </w:rPr>
             </w:pPr>
-            <w:proofErr w:type="spellStart"/>
-            <w:proofErr w:type="gramStart"/>
-            <w:r>
-              <w:rPr>
-                <w:rFonts w:ascii="Andale Mono" w:hAnsi="Andale Mono"/>
-                <w:color w:val="000000" w:themeColor="text1"/>
-                <w:sz w:val="20"/>
-                <w:szCs w:val="20"/>
-                <w:lang w:val="en-US"/>
-              </w:rPr>
-              <w:t>rdfs:subPropertyOf</w:t>
-            </w:r>
-            <w:proofErr w:type="spellEnd"/>
-            <w:proofErr w:type="gramEnd"/>
-            <w:r>
-              <w:rPr>
-                <w:rFonts w:ascii="Andale Mono" w:hAnsi="Andale Mono"/>
-                <w:color w:val="000000" w:themeColor="text1"/>
-                <w:sz w:val="20"/>
-                <w:szCs w:val="20"/>
-                <w:lang w:val="en-US"/>
+          </w:p>
+          <w:p>
+            <w:pPr>
+              <w:rPr>
+                <w:rFonts w:ascii="Andale Mono" w:hAnsi="Andale Mono"/>
+                <w:color w:val="000000" w:themeColor="text1"/>
+                <w:sz w:val="20"/>
+                <w:szCs w:val="20"/>
+              </w:rPr>
+            </w:pPr>
+            <w:proofErr w:type="spellStart"/>
+            <w:proofErr w:type="gramStart"/>
+            <w:r>
+              <w:rPr>
+                <w:rFonts w:ascii="Andale Mono" w:hAnsi="Andale Mono"/>
+                <w:color w:val="000000" w:themeColor="text1"/>
+                <w:sz w:val="20"/>
+                <w:szCs w:val="20"/>
+              </w:rPr>
+              <w:t>skos:broadMatch</w:t>
+            </w:r>
+            <w:proofErr w:type="spellEnd"/>
+            <w:proofErr w:type="gramEnd"/>
+            <w:r>
+              <w:rPr>
+                <w:rFonts w:ascii="Andale Mono" w:hAnsi="Andale Mono"/>
+                <w:color w:val="000000" w:themeColor="text1"/>
+                <w:sz w:val="20"/>
+                <w:szCs w:val="20"/>
               </w:rPr>
               <w:t xml:space="preserve"> →</w:t>
             </w:r>
@@ -21781,82 +21512,6 @@
                 <w:color w:val="000000" w:themeColor="text1"/>
                 <w:sz w:val="20"/>
                 <w:szCs w:val="20"/>
-                <w:lang w:val="en-US"/>
-              </w:rPr>
-            </w:pPr>
-            <w:proofErr w:type="gramStart"/>
-            <w:r>
-              <w:rPr>
-                <w:rFonts w:ascii="Andale Mono" w:hAnsi="Andale Mono"/>
-                <w:color w:val="000000" w:themeColor="text1"/>
-                <w:sz w:val="20"/>
-                <w:szCs w:val="20"/>
-                <w:lang w:val="en-US"/>
-              </w:rPr>
-              <w:t>ecrm:P</w:t>
-            </w:r>
-            <w:proofErr w:type="gramEnd"/>
-            <w:r>
-              <w:rPr>
-                <w:rFonts w:ascii="Andale Mono" w:hAnsi="Andale Mono"/>
-                <w:color w:val="000000" w:themeColor="text1"/>
-                <w:sz w:val="20"/>
-                <w:szCs w:val="20"/>
-                <w:lang w:val="en-US"/>
-              </w:rPr>
-              <w:t>67_refers_to</w:t>
-            </w:r>
-          </w:p>
-          <w:p>
-            <w:pPr>
-              <w:rPr>
-                <w:rFonts w:ascii="Andale Mono" w:hAnsi="Andale Mono"/>
-                <w:color w:val="000000" w:themeColor="text1"/>
-                <w:sz w:val="20"/>
-                <w:szCs w:val="20"/>
-                <w:lang w:val="en-US"/>
-              </w:rPr>
-            </w:pPr>
-          </w:p>
-          <w:p>
-            <w:pPr>
-              <w:rPr>
-                <w:rFonts w:ascii="Andale Mono" w:hAnsi="Andale Mono"/>
-                <w:color w:val="000000" w:themeColor="text1"/>
-                <w:sz w:val="20"/>
-                <w:szCs w:val="20"/>
-              </w:rPr>
-            </w:pPr>
-            <w:proofErr w:type="spellStart"/>
-            <w:proofErr w:type="gramStart"/>
-            <w:r>
-              <w:rPr>
-                <w:rFonts w:ascii="Andale Mono" w:hAnsi="Andale Mono"/>
-                <w:color w:val="000000" w:themeColor="text1"/>
-                <w:sz w:val="20"/>
-                <w:szCs w:val="20"/>
-              </w:rPr>
-              <w:t>skos:broadMatch</w:t>
-            </w:r>
-            <w:proofErr w:type="spellEnd"/>
-            <w:proofErr w:type="gramEnd"/>
-            <w:r>
-              <w:rPr>
-                <w:rFonts w:ascii="Andale Mono" w:hAnsi="Andale Mono"/>
-                <w:color w:val="000000" w:themeColor="text1"/>
-                <w:sz w:val="20"/>
-                <w:szCs w:val="20"/>
-              </w:rPr>
-              <w:t xml:space="preserve"> →</w:t>
-            </w:r>
-          </w:p>
-          <w:p>
-            <w:pPr>
-              <w:rPr>
-                <w:rFonts w:ascii="Andale Mono" w:hAnsi="Andale Mono"/>
-                <w:color w:val="000000" w:themeColor="text1"/>
-                <w:sz w:val="20"/>
-                <w:szCs w:val="20"/>
               </w:rPr>
             </w:pPr>
             <w:proofErr w:type="spellStart"/>
@@ -21902,16 +21557,6 @@
               </w:rPr>
             </w:pPr>
           </w:p>
-          <w:p>
-            <w:pPr>
-              <w:rPr>
-                <w:rFonts w:ascii="Andale Mono" w:hAnsi="Andale Mono"/>
-                <w:color w:val="000000" w:themeColor="text1"/>
-                <w:sz w:val="20"/>
-                <w:szCs w:val="20"/>
-              </w:rPr>
-            </w:pPr>
-          </w:p>
         </w:tc>
         <w:tc>
           <w:tcPr>
@@ -21928,13 +21573,23 @@
                 <w:szCs w:val="20"/>
               </w:rPr>
             </w:pPr>
-            <w:r>
+          </w:p>
+          <w:p>
+            <w:pPr>
               <w:rPr>
                 <w:rFonts w:ascii="Garamond" w:hAnsi="Garamond"/>
                 <w:color w:val="000000" w:themeColor="text1"/>
                 <w:sz w:val="20"/>
                 <w:szCs w:val="20"/>
               </w:rPr>
+            </w:pPr>
+            <w:r>
+              <w:rPr>
+                <w:rFonts w:ascii="Garamond" w:hAnsi="Garamond"/>
+                <w:color w:val="000000" w:themeColor="text1"/>
+                <w:sz w:val="20"/>
+                <w:szCs w:val="20"/>
+              </w:rPr>
               <w:t xml:space="preserve">Same </w:t>
             </w:r>
             <w:proofErr w:type="spellStart"/>
@@ -22106,6 +21761,16 @@
               </w:rPr>
               <w:t>.</w:t>
             </w:r>
+          </w:p>
+          <w:p>
+            <w:pPr>
+              <w:rPr>
+                <w:rFonts w:ascii="Garamond" w:hAnsi="Garamond"/>
+                <w:color w:val="000000" w:themeColor="text1"/>
+                <w:sz w:val="20"/>
+                <w:szCs w:val="20"/>
+              </w:rPr>
+            </w:pPr>
           </w:p>
         </w:tc>
       </w:tr>
@@ -22320,7 +21985,7 @@
                 <w:sz w:val="20"/>
                 <w:szCs w:val="20"/>
               </w:rPr>
-              <w:t>rdfs:subPropertyOf</w:t>
+              <w:t>skos:closeMatch</w:t>
             </w:r>
             <w:proofErr w:type="spellEnd"/>
             <w:proofErr w:type="gramEnd"/>
@@ -22333,77 +21998,6 @@
               </w:rPr>
               <w:t xml:space="preserve"> → </w:t>
             </w:r>
-            <w:r>
-              <w:rPr>
-                <w:rFonts w:ascii="Andale Mono" w:hAnsi="Andale Mono"/>
-                <w:color w:val="000000" w:themeColor="text1"/>
-                <w:sz w:val="20"/>
-                <w:szCs w:val="20"/>
-              </w:rPr>
-              <w:br/>
-            </w:r>
-            <w:proofErr w:type="gramStart"/>
-            <w:r>
-              <w:rPr>
-                <w:rFonts w:ascii="Andale Mono" w:hAnsi="Andale Mono"/>
-                <w:color w:val="000000" w:themeColor="text1"/>
-                <w:sz w:val="20"/>
-                <w:szCs w:val="20"/>
-              </w:rPr>
-              <w:t>ecrm:P</w:t>
-            </w:r>
-            <w:proofErr w:type="gramEnd"/>
-            <w:r>
-              <w:rPr>
-                <w:rFonts w:ascii="Andale Mono" w:hAnsi="Andale Mono"/>
-                <w:color w:val="000000" w:themeColor="text1"/>
-                <w:sz w:val="20"/>
-                <w:szCs w:val="20"/>
-              </w:rPr>
-              <w:t>148_has_component</w:t>
-            </w:r>
-          </w:p>
-          <w:p>
-            <w:pPr>
-              <w:rPr>
-                <w:rFonts w:ascii="Andale Mono" w:hAnsi="Andale Mono"/>
-                <w:color w:val="000000" w:themeColor="text1"/>
-                <w:sz w:val="20"/>
-                <w:szCs w:val="20"/>
-              </w:rPr>
-            </w:pPr>
-          </w:p>
-          <w:p>
-            <w:pPr>
-              <w:rPr>
-                <w:rFonts w:ascii="Andale Mono" w:hAnsi="Andale Mono"/>
-                <w:color w:val="000000" w:themeColor="text1"/>
-                <w:sz w:val="20"/>
-                <w:szCs w:val="20"/>
-              </w:rPr>
-            </w:pPr>
-            <w:proofErr w:type="spellStart"/>
-            <w:proofErr w:type="gramStart"/>
-            <w:r>
-              <w:rPr>
-                <w:rFonts w:ascii="Andale Mono" w:hAnsi="Andale Mono"/>
-                <w:color w:val="000000" w:themeColor="text1"/>
-                <w:sz w:val="20"/>
-                <w:szCs w:val="20"/>
-              </w:rPr>
-              <w:t>skos:closeMatch</w:t>
-            </w:r>
-            <w:proofErr w:type="spellEnd"/>
-            <w:proofErr w:type="gramEnd"/>
-            <w:r>
-              <w:rPr>
-                <w:rFonts w:ascii="Andale Mono" w:hAnsi="Andale Mono"/>
-                <w:color w:val="000000" w:themeColor="text1"/>
-                <w:sz w:val="20"/>
-                <w:szCs w:val="20"/>
-              </w:rPr>
-              <w:t xml:space="preserve"> → </w:t>
-            </w:r>
           </w:p>
           <w:p>
             <w:pPr>
@@ -22533,14 +22127,24 @@
                 <w:szCs w:val="20"/>
               </w:rPr>
             </w:pPr>
-            <w:proofErr w:type="spellStart"/>
-            <w:r>
+          </w:p>
+          <w:p>
+            <w:pPr>
               <w:rPr>
                 <w:rFonts w:ascii="Garamond" w:hAnsi="Garamond"/>
                 <w:color w:val="000000" w:themeColor="text1"/>
                 <w:sz w:val="20"/>
                 <w:szCs w:val="20"/>
               </w:rPr>
+            </w:pPr>
+            <w:proofErr w:type="spellStart"/>
+            <w:r>
+              <w:rPr>
+                <w:rFonts w:ascii="Garamond" w:hAnsi="Garamond"/>
+                <w:color w:val="000000" w:themeColor="text1"/>
+                <w:sz w:val="20"/>
+                <w:szCs w:val="20"/>
+              </w:rPr>
               <w:t>Connects</w:t>
             </w:r>
             <w:proofErr w:type="spellEnd"/>
@@ -22698,6 +22302,16 @@
               </w:rPr>
               <w:t>.</w:t>
             </w:r>
+          </w:p>
+          <w:p>
+            <w:pPr>
+              <w:rPr>
+                <w:rFonts w:ascii="Garamond" w:hAnsi="Garamond"/>
+                <w:color w:val="000000" w:themeColor="text1"/>
+                <w:sz w:val="20"/>
+                <w:szCs w:val="20"/>
+              </w:rPr>
+            </w:pPr>
           </w:p>
         </w:tc>
       </w:tr>
